--- a/fixtures/real-layout/improvised/unlogged-sample.docx
+++ b/fixtures/real-layout/improvised/unlogged-sample.docx
@@ -684,7 +684,7 @@
               <w:t xml:space="preserve">Date submitted: </w:t>
             </w:r>
             <w:r>
-              <w:t xml:space="preserve"> 09/20/2026</w:t>
+              <w:t xml:space="preserve"> 09/19/2026</w:t>
             </w:r>
           </w:p>
         </w:tc>
@@ -716,7 +716,7 @@
               <w:t xml:space="preserve">Submitted By: </w:t>
             </w:r>
             <w:r>
-              <w:t xml:space="preserve"> Tobiah Lindgard</w:t>
+              <w:t xml:space="preserve"> Idris Vantongeren</w:t>
             </w:r>
           </w:p>
         </w:tc>
@@ -900,19 +900,19 @@
               <w:br/>
             </w:r>
             <w:r>
-              <w:t>54 Quarry Hill Road</w:t>
+              <w:t>685 Larkspur Way</w:t>
               <w:br/>
             </w:r>
             <w:r>
-              <w:t>Orrin Bay, NY 14999</w:t>
+              <w:t>Westhallow, CT 06999</w:t>
               <w:br/>
             </w:r>
             <w:r>
-              <w:t>(201) 555-0140</w:t>
+              <w:t>(201) 555-0118</w:t>
               <w:br/>
             </w:r>
             <w:r>
-              <w:t>tobiah.lindgard@rxd.example</w:t>
+              <w:t>idris.vantongeren@rxd.example</w:t>
             </w:r>
           </w:p>
         </w:tc>
@@ -940,15 +940,15 @@
               <w:br/>
             </w:r>
             <w:r>
-              <w:t>Attn: Delphine Brisk</w:t>
+              <w:t>Attn: Anselm Halloway</w:t>
               <w:br/>
             </w:r>
             <w:r>
-              <w:t>163 Larkspur Way</w:t>
+              <w:t>662 Larkspur Way</w:t>
               <w:br/>
             </w:r>
             <w:r>
-              <w:t>Orrin Bay, NY 14999</w:t>
+              <w:t>Westhallow, CT 06999</w:t>
             </w:r>
           </w:p>
           <w:p>
@@ -1013,7 +1013,7 @@
               </w:rPr>
             </w:pPr>
             <w:r>
-              <w:t>Idris Vantongeren</w:t>
+              <w:t>Tobiah Lindgard</w:t>
             </w:r>
           </w:p>
         </w:tc>
@@ -1107,7 +1107,7 @@
               </w:rPr>
             </w:pPr>
             <w:r>
-              <w:t>(201) 555-0166</w:t>
+              <w:t>(201) 555-0119</w:t>
             </w:r>
           </w:p>
         </w:tc>
@@ -1201,7 +1201,7 @@
               </w:rPr>
             </w:pPr>
             <w:r>
-              <w:t>idris.vantongeren@rxd.example</w:t>
+              <w:t>tobiah.lindgard@rxd.example</w:t>
             </w:r>
           </w:p>
         </w:tc>
@@ -2060,7 +2060,7 @@
               <w:jc w:val="center"/>
             </w:pPr>
             <w:r>
-              <w:t>Assay</w:t>
+              <w:t>Identification</w:t>
             </w:r>
           </w:p>
         </w:tc>
@@ -2073,7 +2073,7 @@
               <w:jc w:val="center"/>
             </w:pPr>
             <w:r>
-              <w:t>TLHVTGW &lt; 66.8ng/day</w:t>
+              <w:t>DRJEHHG &lt; 13.0ng/day</w:t>
             </w:r>
           </w:p>
         </w:tc>

--- a/fixtures/real-layout/improvised/unlogged-sample.docx
+++ b/fixtures/real-layout/improvised/unlogged-sample.docx
@@ -684,7 +684,7 @@
               <w:t xml:space="preserve">Date submitted: </w:t>
             </w:r>
             <w:r>
-              <w:t xml:space="preserve"> 09/19/2026</w:t>
+              <w:t xml:space="preserve"> 09/20/2026</w:t>
             </w:r>
           </w:p>
         </w:tc>
@@ -716,7 +716,7 @@
               <w:t xml:space="preserve">Submitted By: </w:t>
             </w:r>
             <w:r>
-              <w:t xml:space="preserve"> Idris Vantongeren</w:t>
+              <w:t xml:space="preserve"> Anselm Vantongeren</w:t>
             </w:r>
           </w:p>
         </w:tc>
@@ -900,19 +900,19 @@
               <w:br/>
             </w:r>
             <w:r>
-              <w:t>685 Larkspur Way</w:t>
+              <w:t>782 Juniper Mill Drive</w:t>
               <w:br/>
             </w:r>
             <w:r>
-              <w:t>Westhallow, CT 06999</w:t>
+              <w:t>Tarrowfield, PA 19999</w:t>
               <w:br/>
             </w:r>
             <w:r>
-              <w:t>(201) 555-0118</w:t>
+              <w:t>(201) 555-0142</w:t>
               <w:br/>
             </w:r>
             <w:r>
-              <w:t>idris.vantongeren@rxd.example</w:t>
+              <w:t>anselm.vantongeren@rxd.example</w:t>
             </w:r>
           </w:p>
         </w:tc>
@@ -940,15 +940,15 @@
               <w:br/>
             </w:r>
             <w:r>
-              <w:t>Attn: Anselm Halloway</w:t>
+              <w:t>Attn: Calla Lindgard</w:t>
               <w:br/>
             </w:r>
             <w:r>
-              <w:t>662 Larkspur Way</w:t>
+              <w:t>663 Tamsin Lane</w:t>
               <w:br/>
             </w:r>
             <w:r>
-              <w:t>Westhallow, CT 06999</w:t>
+              <w:t>Tarrowfield, PA 19999</w:t>
             </w:r>
           </w:p>
           <w:p>
@@ -1013,7 +1013,7 @@
               </w:rPr>
             </w:pPr>
             <w:r>
-              <w:t>Tobiah Lindgard</w:t>
+              <w:t>Calla Thorne-Ames</w:t>
             </w:r>
           </w:p>
         </w:tc>
@@ -1107,7 +1107,7 @@
               </w:rPr>
             </w:pPr>
             <w:r>
-              <w:t>(201) 555-0119</w:t>
+              <w:t>(201) 555-0141</w:t>
             </w:r>
           </w:p>
         </w:tc>
@@ -1201,7 +1201,7 @@
               </w:rPr>
             </w:pPr>
             <w:r>
-              <w:t>tobiah.lindgard@rxd.example</w:t>
+              <w:t>calla.thorne-ames@rxd.example</w:t>
             </w:r>
           </w:p>
         </w:tc>
@@ -2060,7 +2060,7 @@
               <w:jc w:val="center"/>
             </w:pPr>
             <w:r>
-              <w:t>Identification</w:t>
+              <w:t>Nitrosamines: NDEA, NDMA</w:t>
             </w:r>
           </w:p>
         </w:tc>
@@ -2073,7 +2073,7 @@
               <w:jc w:val="center"/>
             </w:pPr>
             <w:r>
-              <w:t>DRJEHHG &lt; 13.0ng/day</w:t>
+              <w:t>NDEA: 46.4 ng/day; NDMA: 0.02 ppm</w:t>
             </w:r>
           </w:p>
         </w:tc>
